--- a/WCAG.docx
+++ b/WCAG.docx
@@ -152,6 +152,22 @@
     <w:p>
       <w:pPr>
         <w:pStyle w:val="Akapitzlist"/>
+        <w:rPr>
+          <w:sz w:val="32"/>
+          <w:szCs w:val="32"/>
+        </w:rPr>
+      </w:pPr>
+      <w:r>
+        <w:rPr>
+          <w:sz w:val="32"/>
+          <w:szCs w:val="32"/>
+        </w:rPr>
+        <w:t>Możliwe rozwiązanie: dodanie tekstu alternatywnego</w:t>
+      </w:r>
+    </w:p>
+    <w:p>
+      <w:pPr>
+        <w:pStyle w:val="Akapitzlist"/>
         <w:numPr>
           <w:ilvl w:val="0"/>
           <w:numId w:val="1"/>
@@ -222,6 +238,7 @@
       </w:pPr>
       <w:r>
         <w:rPr>
+          <w:noProof/>
           <w:sz w:val="32"/>
           <w:szCs w:val="32"/>
         </w:rPr>
@@ -270,6 +287,22 @@
           <w:szCs w:val="32"/>
         </w:rPr>
       </w:pPr>
+      <w:r>
+        <w:rPr>
+          <w:sz w:val="32"/>
+          <w:szCs w:val="32"/>
+        </w:rPr>
+        <w:t>Możliwe rozwiązanie: dodanie tekstu alternatywnego</w:t>
+      </w:r>
+    </w:p>
+    <w:p>
+      <w:pPr>
+        <w:pStyle w:val="Akapitzlist"/>
+        <w:rPr>
+          <w:sz w:val="32"/>
+          <w:szCs w:val="32"/>
+        </w:rPr>
+      </w:pPr>
     </w:p>
     <w:p>
       <w:pPr>
@@ -310,6 +343,7 @@
       </w:pPr>
       <w:r>
         <w:rPr>
+          <w:noProof/>
           <w:sz w:val="32"/>
           <w:szCs w:val="32"/>
         </w:rPr>
@@ -358,6 +392,22 @@
           <w:szCs w:val="32"/>
         </w:rPr>
       </w:pPr>
+      <w:r>
+        <w:rPr>
+          <w:sz w:val="32"/>
+          <w:szCs w:val="32"/>
+        </w:rPr>
+        <w:t>Możliwe rozwiązanie: zwiększenie czcionki</w:t>
+      </w:r>
+    </w:p>
+    <w:p>
+      <w:pPr>
+        <w:pStyle w:val="Akapitzlist"/>
+        <w:rPr>
+          <w:sz w:val="32"/>
+          <w:szCs w:val="32"/>
+        </w:rPr>
+      </w:pPr>
     </w:p>
     <w:p>
       <w:pPr>
@@ -405,6 +455,7 @@
       </w:pPr>
       <w:r>
         <w:rPr>
+          <w:noProof/>
           <w:sz w:val="32"/>
           <w:szCs w:val="32"/>
         </w:rPr>
@@ -453,6 +504,31 @@
           <w:szCs w:val="32"/>
         </w:rPr>
       </w:pPr>
+      <w:r>
+        <w:rPr>
+          <w:sz w:val="32"/>
+          <w:szCs w:val="32"/>
+        </w:rPr>
+        <w:t>Możliwe rozwiązanie: wycentrowanie bądź wyrównanie tekstu do krawędzi</w:t>
+      </w:r>
+    </w:p>
+    <w:p>
+      <w:pPr>
+        <w:pStyle w:val="Akapitzlist"/>
+        <w:rPr>
+          <w:sz w:val="32"/>
+          <w:szCs w:val="32"/>
+        </w:rPr>
+      </w:pPr>
+    </w:p>
+    <w:p>
+      <w:pPr>
+        <w:pStyle w:val="Akapitzlist"/>
+        <w:rPr>
+          <w:sz w:val="32"/>
+          <w:szCs w:val="32"/>
+        </w:rPr>
+      </w:pPr>
     </w:p>
     <w:p>
       <w:pPr>
@@ -509,7 +585,6 @@
           <w:sz w:val="56"/>
           <w:szCs w:val="56"/>
         </w:rPr>
-        <w:lastRenderedPageBreak/>
         <w:t xml:space="preserve">Niezgodności z </w:t>
       </w:r>
       <w:r>
@@ -533,20 +608,17 @@
       <w:pPr>
         <w:jc w:val="center"/>
         <w:rPr>
-          <w:sz w:val="72"/>
-          <w:szCs w:val="72"/>
-        </w:rPr>
-      </w:pPr>
-      <w:hyperlink r:id="rId9" w:history="1">
-        <w:r>
-          <w:rPr>
-            <w:rStyle w:val="Hipercze"/>
-            <w:sz w:val="72"/>
-            <w:szCs w:val="72"/>
-          </w:rPr>
-          <w:t>https://czkwaw.pl</w:t>
-        </w:r>
-      </w:hyperlink>
+          <w:sz w:val="56"/>
+          <w:szCs w:val="56"/>
+        </w:rPr>
+      </w:pPr>
+      <w:r>
+        <w:rPr>
+          <w:sz w:val="56"/>
+          <w:szCs w:val="56"/>
+        </w:rPr>
+        <w:t>https://www.ckzwaw.pl/</w:t>
+      </w:r>
     </w:p>
     <w:p>
       <w:pPr>
@@ -599,8 +671,278 @@
           <w:sz w:val="32"/>
           <w:szCs w:val="32"/>
         </w:rPr>
-        <w:t xml:space="preserve"> razy)</w:t>
-      </w:r>
+        <w:t xml:space="preserve"> razy</w:t>
+      </w:r>
+      <w:r>
+        <w:rPr>
+          <w:b/>
+          <w:bCs/>
+          <w:sz w:val="32"/>
+          <w:szCs w:val="32"/>
+        </w:rPr>
+        <w:t>)</w:t>
+      </w:r>
+    </w:p>
+    <w:p>
+      <w:pPr>
+        <w:ind w:left="360"/>
+        <w:rPr>
+          <w:sz w:val="32"/>
+          <w:szCs w:val="32"/>
+        </w:rPr>
+      </w:pPr>
+      <w:r>
+        <w:rPr>
+          <w:sz w:val="32"/>
+          <w:szCs w:val="32"/>
+        </w:rPr>
+        <w:t xml:space="preserve">     </w:t>
+      </w:r>
+      <w:r>
+        <w:drawing>
+          <wp:inline distT="0" distB="0" distL="0" distR="0" wp14:anchorId="4E4EC568" wp14:editId="3EF7F934">
+            <wp:extent cx="2048161" cy="1333686"/>
+            <wp:effectExtent l="0" t="0" r="9525" b="0"/>
+            <wp:docPr id="2" name="Obraz 2"/>
+            <wp:cNvGraphicFramePr>
+              <a:graphicFrameLocks xmlns:a="http://schemas.openxmlformats.org/drawingml/2006/main" noChangeAspect="1"/>
+            </wp:cNvGraphicFramePr>
+            <a:graphic xmlns:a="http://schemas.openxmlformats.org/drawingml/2006/main">
+              <a:graphicData uri="http://schemas.openxmlformats.org/drawingml/2006/picture">
+                <pic:pic xmlns:pic="http://schemas.openxmlformats.org/drawingml/2006/picture">
+                  <pic:nvPicPr>
+                    <pic:cNvPr id="1" name=""/>
+                    <pic:cNvPicPr/>
+                  </pic:nvPicPr>
+                  <pic:blipFill>
+                    <a:blip r:embed="rId9"/>
+                    <a:stretch>
+                      <a:fillRect/>
+                    </a:stretch>
+                  </pic:blipFill>
+                  <pic:spPr>
+                    <a:xfrm>
+                      <a:off x="0" y="0"/>
+                      <a:ext cx="2048161" cy="1333686"/>
+                    </a:xfrm>
+                    <a:prstGeom prst="rect">
+                      <a:avLst/>
+                    </a:prstGeom>
+                  </pic:spPr>
+                </pic:pic>
+              </a:graphicData>
+            </a:graphic>
+          </wp:inline>
+        </w:drawing>
+      </w:r>
+    </w:p>
+    <w:p>
+      <w:pPr>
+        <w:pStyle w:val="Akapitzlist"/>
+        <w:rPr>
+          <w:sz w:val="32"/>
+          <w:szCs w:val="32"/>
+        </w:rPr>
+      </w:pPr>
+      <w:r>
+        <w:rPr>
+          <w:sz w:val="32"/>
+          <w:szCs w:val="32"/>
+        </w:rPr>
+        <w:t>Możliwe rozwiązanie: dodanie tekstu alternatywnego</w:t>
+      </w:r>
+    </w:p>
+    <w:p>
+      <w:pPr>
+        <w:rPr>
+          <w:sz w:val="32"/>
+          <w:szCs w:val="32"/>
+        </w:rPr>
+      </w:pPr>
+    </w:p>
+    <w:p>
+      <w:pPr>
+        <w:pStyle w:val="Akapitzlist"/>
+        <w:numPr>
+          <w:ilvl w:val="0"/>
+          <w:numId w:val="2"/>
+        </w:numPr>
+        <w:rPr>
+          <w:sz w:val="32"/>
+          <w:szCs w:val="32"/>
+        </w:rPr>
+      </w:pPr>
+      <w:r>
+        <w:rPr>
+          <w:sz w:val="32"/>
+          <w:szCs w:val="32"/>
+        </w:rPr>
+        <w:t xml:space="preserve">Niski </w:t>
+      </w:r>
+      <w:proofErr w:type="spellStart"/>
+      <w:r>
+        <w:rPr>
+          <w:sz w:val="32"/>
+          <w:szCs w:val="32"/>
+        </w:rPr>
+        <w:t>rontrast</w:t>
+      </w:r>
+      <w:proofErr w:type="spellEnd"/>
+    </w:p>
+    <w:p>
+      <w:pPr>
+        <w:pStyle w:val="Akapitzlist"/>
+        <w:rPr>
+          <w:sz w:val="32"/>
+          <w:szCs w:val="32"/>
+        </w:rPr>
+      </w:pPr>
+      <w:r>
+        <w:rPr>
+          <w:sz w:val="32"/>
+          <w:szCs w:val="32"/>
+        </w:rPr>
+        <w:drawing>
+          <wp:inline distT="0" distB="0" distL="0" distR="0" wp14:anchorId="21FCD3DF" wp14:editId="7B58E5EE">
+            <wp:extent cx="2505425" cy="333422"/>
+            <wp:effectExtent l="0" t="0" r="0" b="9525"/>
+            <wp:docPr id="5" name="Obraz 5"/>
+            <wp:cNvGraphicFramePr>
+              <a:graphicFrameLocks xmlns:a="http://schemas.openxmlformats.org/drawingml/2006/main" noChangeAspect="1"/>
+            </wp:cNvGraphicFramePr>
+            <a:graphic xmlns:a="http://schemas.openxmlformats.org/drawingml/2006/main">
+              <a:graphicData uri="http://schemas.openxmlformats.org/drawingml/2006/picture">
+                <pic:pic xmlns:pic="http://schemas.openxmlformats.org/drawingml/2006/picture">
+                  <pic:nvPicPr>
+                    <pic:cNvPr id="1" name=""/>
+                    <pic:cNvPicPr/>
+                  </pic:nvPicPr>
+                  <pic:blipFill>
+                    <a:blip r:embed="rId10"/>
+                    <a:stretch>
+                      <a:fillRect/>
+                    </a:stretch>
+                  </pic:blipFill>
+                  <pic:spPr>
+                    <a:xfrm>
+                      <a:off x="0" y="0"/>
+                      <a:ext cx="2505425" cy="333422"/>
+                    </a:xfrm>
+                    <a:prstGeom prst="rect">
+                      <a:avLst/>
+                    </a:prstGeom>
+                  </pic:spPr>
+                </pic:pic>
+              </a:graphicData>
+            </a:graphic>
+          </wp:inline>
+        </w:drawing>
+      </w:r>
+    </w:p>
+    <w:p>
+      <w:pPr>
+        <w:pStyle w:val="Akapitzlist"/>
+        <w:rPr>
+          <w:sz w:val="32"/>
+          <w:szCs w:val="32"/>
+        </w:rPr>
+      </w:pPr>
+      <w:r>
+        <w:rPr>
+          <w:sz w:val="32"/>
+          <w:szCs w:val="32"/>
+        </w:rPr>
+        <w:t>Możliwe rozwiązanie : zmiana koloru czcionki</w:t>
+      </w:r>
+    </w:p>
+    <w:p>
+      <w:pPr>
+        <w:pStyle w:val="Akapitzlist"/>
+        <w:rPr>
+          <w:sz w:val="32"/>
+          <w:szCs w:val="32"/>
+        </w:rPr>
+      </w:pPr>
+    </w:p>
+    <w:p>
+      <w:pPr>
+        <w:pStyle w:val="Akapitzlist"/>
+        <w:rPr>
+          <w:sz w:val="32"/>
+          <w:szCs w:val="32"/>
+        </w:rPr>
+      </w:pPr>
+    </w:p>
+    <w:p>
+      <w:pPr>
+        <w:pStyle w:val="Akapitzlist"/>
+        <w:rPr>
+          <w:sz w:val="32"/>
+          <w:szCs w:val="32"/>
+        </w:rPr>
+      </w:pPr>
+    </w:p>
+    <w:p>
+      <w:pPr>
+        <w:rPr>
+          <w:sz w:val="32"/>
+          <w:szCs w:val="32"/>
+        </w:rPr>
+      </w:pPr>
+    </w:p>
+    <w:p>
+      <w:pPr>
+        <w:pStyle w:val="Akapitzlist"/>
+        <w:rPr>
+          <w:sz w:val="32"/>
+          <w:szCs w:val="32"/>
+        </w:rPr>
+      </w:pPr>
+    </w:p>
+    <w:p>
+      <w:pPr>
+        <w:pStyle w:val="Akapitzlist"/>
+        <w:rPr>
+          <w:sz w:val="32"/>
+          <w:szCs w:val="32"/>
+        </w:rPr>
+      </w:pPr>
+    </w:p>
+    <w:p>
+      <w:pPr>
+        <w:pStyle w:val="Akapitzlist"/>
+        <w:rPr>
+          <w:sz w:val="32"/>
+          <w:szCs w:val="32"/>
+        </w:rPr>
+      </w:pPr>
+    </w:p>
+    <w:p>
+      <w:pPr>
+        <w:pStyle w:val="Akapitzlist"/>
+        <w:rPr>
+          <w:sz w:val="32"/>
+          <w:szCs w:val="32"/>
+        </w:rPr>
+      </w:pPr>
+    </w:p>
+    <w:p>
+      <w:pPr>
+        <w:pStyle w:val="Akapitzlist"/>
+        <w:rPr>
+          <w:sz w:val="32"/>
+          <w:szCs w:val="32"/>
+        </w:rPr>
+      </w:pPr>
+    </w:p>
+    <w:p>
+      <w:pPr>
+        <w:pStyle w:val="Akapitzlist"/>
+        <w:rPr>
+          <w:sz w:val="32"/>
+          <w:szCs w:val="32"/>
+        </w:rPr>
+      </w:pPr>
     </w:p>
     <w:p>
       <w:pPr>
